--- a/resumes/RESUME_ADITYA_MEHRA_SUPPLY_CHAIN_EXIM.docx
+++ b/resumes/RESUME_ADITYA_MEHRA_SUPPLY_CHAIN_EXIM.docx
@@ -46,7 +46,7 @@
           <w:color w:val="64748B"/>
           <w:sz w:val="17"/>
         </w:rPr>
-        <w:t>Bengaluru, Karnataka, India  |  +91 99000 00000  |  adityamehra.business@gmail.com  |  https://www.linkedin.com/in/adityamehra-business</w:t>
+        <w:t>Bengaluru, Karnataka, India  |  +91-7003456624  |  adityamehra799@gmail.com  |  https://www.linkedin.com/in/aditya-mehra-b8644b326</w:t>
       </w:r>
     </w:p>
     <w:p>
